--- a/livrables/lecons/enneagramme/2026-06-10_lecon-enneagramme_02_origines-structure-symbole.docx
+++ b/livrables/lecons/enneagramme/2026-06-10_lecon-enneagramme_02_origines-structure-symbole.docx
@@ -466,6 +466,17 @@
           </w:rPr>
           <w:t xml:space="preserve">David Stamile — The Meaning and History of the Enneagram Symbol</w:t>
         </w:r>
+        <w:r>
+          <w:rPr>
+            <w:rFonts w:ascii="Times New Roman" w:cs="Times New Roman" w:eastAsia="Times New Roman" w:hAnsi="Times New Roman"/>
+            <w:i/>
+            <w:iCs/>
+            <w:color w:val="6B7280"/>
+            <w:sz w:val="20"/>
+            <w:szCs w:val="20"/>
+          </w:rPr>
+          <w:t xml:space="preserve">   [Corrigé le 12/10/2026 : lien mort, non déclaré jusqu'ici. Le nom de domaine davidstamile.com ne résout pas — NXDOMAIN sur l'apex et sur www, trois essais le 12/10/2026, HTTP 000 / curl 6, alors que wikipedia.org répondait 200 dans la même minute. Aucune affirmation du corps ne reposait sur cette source : seule cette ligne de ressource est touchée.]</w:t>
+        </w:r>
       </w:hyperlink>
     </w:p>
     <w:p>
@@ -555,6 +566,50 @@
           <w:szCs w:val="16"/>
         </w:rPr>
         <w:t xml:space="preserve">Leçon générée le 10/06/2026 • Parcours d'apprentissage progressif • n°02 / origines-structure-symbole</w:t>
+      </w:r>
+    </w:p>
+    <w:p>
+      <w:pPr>
+        <w:spacing w:before="360" w:after="120"/>
+      </w:pPr>
+      <w:r>
+        <w:rPr>
+          <w:rFonts w:ascii="Times New Roman" w:cs="Times New Roman" w:eastAsia="Times New Roman" w:hAnsi="Times New Roman"/>
+          <w:b/>
+          <w:bCs/>
+          <w:color w:val="1F2937"/>
+          <w:sz w:val="26"/>
+          <w:szCs w:val="26"/>
+        </w:rPr>
+        <w:t xml:space="preserve">📝 Journal des corrections</w:t>
+      </w:r>
+    </w:p>
+    <w:p>
+      <w:pPr>
+        <w:spacing w:after="80"/>
+      </w:pPr>
+      <w:r>
+        <w:rPr>
+          <w:rFonts w:ascii="Times New Roman" w:cs="Times New Roman" w:eastAsia="Times New Roman" w:hAnsi="Times New Roman"/>
+          <w:color w:val="1F2937"/>
+          <w:sz w:val="22"/>
+          <w:szCs w:val="22"/>
+        </w:rPr>
+        <w:t xml:space="preserve">Corrections apportées le 12/10/2026 après vérification de l'état réseau des quatre adresses listées. Le libellé d'origine est conservé ci-dessous.</w:t>
+      </w:r>
+    </w:p>
+    <w:p>
+      <w:pPr>
+        <w:spacing w:after="80"/>
+      </w:pPr>
+      <w:r>
+        <w:rPr>
+          <w:rFonts w:ascii="Times New Roman" w:cs="Times New Roman" w:eastAsia="Times New Roman" w:hAnsi="Times New Roman"/>
+          <w:color w:val="1F2937"/>
+          <w:sz w:val="20"/>
+          <w:szCs w:val="20"/>
+        </w:rPr>
+        <w:t xml:space="preserve">• Ressources — « David Stamile — The Meaning and History of the Enneagram Symbol » était listé sans réserve. Le domaine davidstamile.com ne résout plus (NXDOMAIN) ; la ligne porte désormais la déclaration du lien mort. La passe ㉞ de controle_attributions.py, ajoutée le 11/10/2026, signalait ce lien comme seul problème bloquant du document.</w:t>
       </w:r>
     </w:p>
     <w:sectPr>

--- a/livrables/lecons/enneagramme/2026-06-10_lecon-enneagramme_02_origines-structure-symbole.docx
+++ b/livrables/lecons/enneagramme/2026-06-10_lecon-enneagramme_02_origines-structure-symbole.docx
@@ -455,29 +455,37 @@
         </w:numPr>
         <w:spacing w:after="30" w:before="30"/>
       </w:pPr>
-      <w:hyperlink w:history="1" r:id="rIdor24tsrw0nmqzc5rnjzzu">
-        <w:r>
-          <w:rPr>
-            <w:rFonts w:ascii="Times New Roman" w:cs="Times New Roman" w:eastAsia="Times New Roman" w:hAnsi="Times New Roman"/>
-            <w:color w:val="1155CC"/>
-            <w:sz w:val="22"/>
-            <w:szCs w:val="22"/>
-            <w:u w:val="single"/>
-          </w:rPr>
-          <w:t xml:space="preserve">David Stamile — The Meaning and History of the Enneagram Symbol</w:t>
-        </w:r>
-        <w:r>
-          <w:rPr>
-            <w:rFonts w:ascii="Times New Roman" w:cs="Times New Roman" w:eastAsia="Times New Roman" w:hAnsi="Times New Roman"/>
-            <w:i/>
-            <w:iCs/>
-            <w:color w:val="6B7280"/>
-            <w:sz w:val="20"/>
-            <w:szCs w:val="20"/>
-          </w:rPr>
-          <w:t xml:space="preserve">   [Corrigé le 12/10/2026 : lien mort, non déclaré jusqu'ici. Le nom de domaine davidstamile.com ne résout pas — NXDOMAIN sur l'apex et sur www, trois essais le 12/10/2026, HTTP 000 / curl 6, alors que wikipedia.org répondait 200 dans la même minute. Aucune affirmation du corps ne reposait sur cette source : seule cette ligne de ressource est touchée.]</w:t>
-        </w:r>
-      </w:hyperlink>
+      <w:r>
+        <w:rPr>
+          <w:rFonts w:ascii="Times New Roman" w:cs="Times New Roman" w:eastAsia="Times New Roman" w:hAnsi="Times New Roman"/>
+          <w:color w:val="1F2937"/>
+          <w:sz w:val="22"/>
+          <w:szCs w:val="22"/>
+        </w:rPr>
+        <w:t xml:space="preserve">David Stamile — The Meaning and History of the Enneagram Symbol</w:t>
+      </w:r>
+      <w:r>
+        <w:rPr>
+          <w:rFonts w:ascii="Times New Roman" w:cs="Times New Roman" w:eastAsia="Times New Roman" w:hAnsi="Times New Roman"/>
+          <w:i/>
+          <w:iCs/>
+          <w:color w:val="6B7280"/>
+          <w:sz w:val="20"/>
+          <w:szCs w:val="20"/>
+        </w:rPr>
+        <w:t xml:space="preserve">   [Corrigé le 12/10/2026 : lien mort, non déclaré jusqu'ici. Le nom de domaine davidstamile.com ne résout pas — NXDOMAIN sur l'apex et sur www, trois essais le 12/10/2026, HTTP 000 / curl 6, alors que wikipedia.org répondait 200 dans la même minute. Aucune affirmation du corps ne reposait sur cette source : seule cette ligne de ressource est touchée.]</w:t>
+      </w:r>
+      <w:r>
+        <w:rPr>
+          <w:rFonts w:ascii="Times New Roman" w:cs="Times New Roman" w:eastAsia="Times New Roman" w:hAnsi="Times New Roman"/>
+          <w:i/>
+          <w:iCs/>
+          <w:color w:val="6B7280"/>
+          <w:sz w:val="20"/>
+          <w:szCs w:val="20"/>
+        </w:rPr>
+        <w:t xml:space="preserve">   [Corrigé le 25/10/2026 : le domaine mort était déclaré depuis le 12/10/2026, mais l'hyperlien restait cliquable — et le marqueur qui annonce la mort du lien était lui-même DANS ce lien. NXDOMAIN revérifié le 25/10/2026 (HTTP 000, curl 6). Lien retiré, adresse et déclaration du 12/10 conservées, comme l'avait fait la leçon n°3 le 09/10/2026]</w:t>
+      </w:r>
     </w:p>
     <w:p>
       <w:pPr>
@@ -610,6 +618,20 @@
           <w:szCs w:val="20"/>
         </w:rPr>
         <w:t xml:space="preserve">• Ressources — « David Stamile — The Meaning and History of the Enneagram Symbol » était listé sans réserve. Le domaine davidstamile.com ne résout plus (NXDOMAIN) ; la ligne porte désormais la déclaration du lien mort. La passe ㉞ de controle_attributions.py, ajoutée le 11/10/2026, signalait ce lien comme seul problème bloquant du document.</w:t>
+      </w:r>
+    </w:p>
+    <w:p>
+      <w:pPr>
+        <w:spacing w:after="80"/>
+      </w:pPr>
+      <w:r>
+        <w:rPr>
+          <w:rFonts w:ascii="Times New Roman" w:cs="Times New Roman" w:eastAsia="Times New Roman" w:hAnsi="Times New Roman"/>
+          <w:color w:val="1F2937"/>
+          <w:sz w:val="22"/>
+          <w:szCs w:val="22"/>
+        </w:rPr>
+        <w:t xml:space="preserve">Leçon relue le 25/10/2026 au cours du balayage des 1 351 adresses du dépôt. Le lien mort davidstamile.com, déclaré le 12/10/2026, restait un hyperlien cliquable, et le marqueur de cette déclaration était placé À L'INTÉRIEUR du lien : cliquer sur l'explication menait au domaine mort. L'hyperlien est retiré, le texte et la déclaration du 12/10 sont conservés mot pour mot. Aucune affirmation du corps ne reposait sur cette source — c'est déjà ce que disait la correction du 12/10.</w:t>
       </w:r>
     </w:p>
     <w:sectPr>
